--- a/nld/docx/021.content.docx
+++ b/nld/docx/021.content.docx
@@ -173,6 +173,258 @@
         <w:rPr>
           <w:lang w:val="nl_NL" w:bidi="nl_NL"/>
         </w:rPr>
+        <w:t>Vader</w:t>
+      </w:r>
+      <w:r>
+        <w:rPr>
+          <w:lang w:val="nl_NL" w:bidi="nl_NL"/>
+        </w:rPr>
+      </w:r>
+    </w:p>
+    <w:p>
+      <w:pPr/>
+      <w:r>
+        <w:rPr>
+          <w:lang w:val="nl_NL" w:bidi="nl_NL"/>
+        </w:rPr>
+      </w:r>
+      <w:r>
+        <w:rPr>
+          <w:lang w:val="nl_NL" w:bidi="nl_NL"/>
+        </w:rPr>
+        <w:t>Een naam voor God. De Vader is God, net zoals Jezus God is en de Heilige Geest God is. Zij vormen de drie personen van de ene ware God. God openbaarde zichzelf als de Vader van Israël tijdens de uittocht en noemde Israël zijn zoon. Later openbaarde God zichzelf als de Vader van Jezus. Jezus toont aan dat God de Vader is van allen die tot Gods familie behoren.</w:t>
+      </w:r>
+      <w:r>
+        <w:rPr>
+          <w:lang w:val="nl_NL" w:bidi="nl_NL"/>
+        </w:rPr>
+      </w:r>
+      <w:r>
+        <w:rPr>
+          <w:lang w:val="nl_NL" w:bidi="nl_NL"/>
+        </w:rPr>
+      </w:r>
+    </w:p>
+    <w:p>
+      <w:pPr/>
+      <w:r>
+        <w:rPr>
+          <w:lang w:val="nl_NL" w:bidi="nl_NL"/>
+        </w:rPr>
+      </w:r>
+    </w:p>
+    <w:p>
+      <w:pPr>
+        <w:pStyle w:val="Heading2"/>
+      </w:pPr>
+      <w:r>
+        <w:rPr>
+          <w:lang w:val="nl_NL" w:bidi="nl_NL"/>
+        </w:rPr>
+        <w:t>Vaderlijke zegen</w:t>
+      </w:r>
+      <w:r>
+        <w:rPr>
+          <w:lang w:val="nl_NL" w:bidi="nl_NL"/>
+        </w:rPr>
+      </w:r>
+    </w:p>
+    <w:p>
+      <w:pPr/>
+      <w:r>
+        <w:rPr>
+          <w:lang w:val="nl_NL" w:bidi="nl_NL"/>
+        </w:rPr>
+      </w:r>
+      <w:r>
+        <w:rPr>
+          <w:lang w:val="nl_NL" w:bidi="nl_NL"/>
+        </w:rPr>
+        <w:t>De laatste woorden die een vader hardop tot zijn kinderen sprak voordat hij stierf, waren vaak bedoeld om zijn gedachten of hoop voor de toekomst van zijn kinderen uit te drukken. Meestal omvatten deze woorden beloften van succes, rijkdom en autoriteit. De oudste zoon ontving doorgaans de grootste zegen.</w:t>
+      </w:r>
+      <w:r>
+        <w:rPr>
+          <w:lang w:val="nl_NL" w:bidi="nl_NL"/>
+        </w:rPr>
+      </w:r>
+      <w:r>
+        <w:rPr>
+          <w:lang w:val="nl_NL" w:bidi="nl_NL"/>
+        </w:rPr>
+      </w:r>
+    </w:p>
+    <w:p>
+      <w:pPr/>
+      <w:r>
+        <w:rPr>
+          <w:lang w:val="nl_NL" w:bidi="nl_NL"/>
+        </w:rPr>
+      </w:r>
+    </w:p>
+    <w:p>
+      <w:pPr>
+        <w:pStyle w:val="Heading2"/>
+      </w:pPr>
+      <w:r>
+        <w:rPr>
+          <w:lang w:val="nl_NL" w:bidi="nl_NL"/>
+        </w:rPr>
+        <w:t>Valse goden</w:t>
+      </w:r>
+      <w:r>
+        <w:rPr>
+          <w:lang w:val="nl_NL" w:bidi="nl_NL"/>
+        </w:rPr>
+      </w:r>
+    </w:p>
+    <w:p>
+      <w:pPr/>
+      <w:r>
+        <w:rPr>
+          <w:lang w:val="nl_NL" w:bidi="nl_NL"/>
+        </w:rPr>
+      </w:r>
+      <w:r>
+        <w:rPr>
+          <w:lang w:val="nl_NL" w:bidi="nl_NL"/>
+        </w:rPr>
+        <w:t>Alles wat mensen aanbidden en belangrijker voor hen is dan de ware God. Mensen aanbidden dingen omdat ze geloven dat deze dingen macht hebben. De duivel gebruikt hun aanbidding van deze dingen om mensen te misleiden en te beheersen. De bevolkingsgroepen in de Bijbel maakten afbeeldingen of beelden van sommige van deze dingen. Afbeeldingen of beelden van valse goden zijn objecten zonder enige macht.</w:t>
+      </w:r>
+      <w:r>
+        <w:rPr>
+          <w:lang w:val="nl_NL" w:bidi="nl_NL"/>
+        </w:rPr>
+      </w:r>
+      <w:r>
+        <w:rPr>
+          <w:lang w:val="nl_NL" w:bidi="nl_NL"/>
+        </w:rPr>
+      </w:r>
+    </w:p>
+    <w:p>
+      <w:pPr/>
+      <w:r>
+        <w:rPr>
+          <w:lang w:val="nl_NL" w:bidi="nl_NL"/>
+        </w:rPr>
+      </w:r>
+    </w:p>
+    <w:p>
+      <w:pPr>
+        <w:pStyle w:val="Heading2"/>
+      </w:pPr>
+      <w:r>
+        <w:rPr>
+          <w:lang w:val="nl_NL" w:bidi="nl_NL"/>
+        </w:rPr>
+        <w:t>Valse profeet</w:t>
+      </w:r>
+      <w:r>
+        <w:rPr>
+          <w:lang w:val="nl_NL" w:bidi="nl_NL"/>
+        </w:rPr>
+      </w:r>
+    </w:p>
+    <w:p>
+      <w:pPr/>
+      <w:r>
+        <w:rPr>
+          <w:lang w:val="nl_NL" w:bidi="nl_NL"/>
+        </w:rPr>
+      </w:r>
+      <w:r>
+        <w:rPr>
+          <w:lang w:val="nl_NL" w:bidi="nl_NL"/>
+        </w:rPr>
+        <w:t>Een persoon die zich voordoet als een profeet. Ze delen boodschappen die niet van God afkomstig zijn. Ze doen dit om mensen te misleiden. (</w:t>
+      </w:r>
+      <w:r>
+        <w:rPr>
+          <w:lang w:val="nl_NL" w:bidi="nl_NL"/>
+        </w:rPr>
+        <w:t>Profeet</w:t>
+      </w:r>
+      <w:r>
+        <w:rPr>
+          <w:lang w:val="nl_NL" w:bidi="nl_NL"/>
+        </w:rPr>
+        <w:t>)</w:t>
+      </w:r>
+      <w:r>
+        <w:rPr>
+          <w:lang w:val="nl_NL" w:bidi="nl_NL"/>
+        </w:rPr>
+      </w:r>
+      <w:r>
+        <w:rPr>
+          <w:lang w:val="nl_NL" w:bidi="nl_NL"/>
+        </w:rPr>
+      </w:r>
+    </w:p>
+    <w:p>
+      <w:pPr/>
+      <w:r>
+        <w:rPr>
+          <w:lang w:val="nl_NL" w:bidi="nl_NL"/>
+        </w:rPr>
+      </w:r>
+    </w:p>
+    <w:p>
+      <w:pPr>
+        <w:pStyle w:val="Heading2"/>
+      </w:pPr>
+      <w:r>
+        <w:rPr>
+          <w:lang w:val="nl_NL" w:bidi="nl_NL"/>
+        </w:rPr>
+        <w:t>Vasten</w:t>
+      </w:r>
+      <w:r>
+        <w:rPr>
+          <w:lang w:val="nl_NL" w:bidi="nl_NL"/>
+        </w:rPr>
+      </w:r>
+    </w:p>
+    <w:p>
+      <w:pPr/>
+      <w:r>
+        <w:rPr>
+          <w:lang w:val="nl_NL" w:bidi="nl_NL"/>
+        </w:rPr>
+      </w:r>
+      <w:r>
+        <w:rPr>
+          <w:lang w:val="nl_NL" w:bidi="nl_NL"/>
+        </w:rPr>
+        <w:t>Mensen in Israël vastten om zich beter te kunnen concentreren op gebed. Ze deden dit ook om hun berouw over zonden te tonen. Vasten hielp hen zich te richten op een specifiek doel dat ze wilden bereiken. Daarnaast vastten ze om te rouwen over verdrietige gebeurtenissen. Jezus leerde dat vasten een onderdeel was van het aanbidden en dienen van God. Het is een belangrijke praktijk die mensen kan ondersteunen tijdens het bidden.</w:t>
+      </w:r>
+      <w:r>
+        <w:rPr>
+          <w:lang w:val="nl_NL" w:bidi="nl_NL"/>
+        </w:rPr>
+      </w:r>
+      <w:r>
+        <w:rPr>
+          <w:lang w:val="nl_NL" w:bidi="nl_NL"/>
+        </w:rPr>
+      </w:r>
+    </w:p>
+    <w:p>
+      <w:pPr/>
+      <w:r>
+        <w:rPr>
+          <w:lang w:val="nl_NL" w:bidi="nl_NL"/>
+        </w:rPr>
+      </w:r>
+    </w:p>
+    <w:p>
+      <w:pPr>
+        <w:pStyle w:val="Heading2"/>
+      </w:pPr>
+      <w:r>
+        <w:rPr>
+          <w:lang w:val="nl_NL" w:bidi="nl_NL"/>
+        </w:rPr>
         <w:t>v.Chr.</w:t>
       </w:r>
       <w:r>
@@ -193,258 +445,6 @@
           <w:lang w:val="nl_NL" w:bidi="nl_NL"/>
         </w:rPr>
         <w:t>Een manier om alle jaren te beschrijven voordat Jezus werd geboren is door v.Chr. te gebruiken, wat "voor Christus" betekent.</w:t>
-      </w:r>
-      <w:r>
-        <w:rPr>
-          <w:lang w:val="nl_NL" w:bidi="nl_NL"/>
-        </w:rPr>
-      </w:r>
-      <w:r>
-        <w:rPr>
-          <w:lang w:val="nl_NL" w:bidi="nl_NL"/>
-        </w:rPr>
-      </w:r>
-    </w:p>
-    <w:p>
-      <w:pPr/>
-      <w:r>
-        <w:rPr>
-          <w:lang w:val="nl_NL" w:bidi="nl_NL"/>
-        </w:rPr>
-      </w:r>
-    </w:p>
-    <w:p>
-      <w:pPr>
-        <w:pStyle w:val="Heading2"/>
-      </w:pPr>
-      <w:r>
-        <w:rPr>
-          <w:lang w:val="nl_NL" w:bidi="nl_NL"/>
-        </w:rPr>
-        <w:t>Vader</w:t>
-      </w:r>
-      <w:r>
-        <w:rPr>
-          <w:lang w:val="nl_NL" w:bidi="nl_NL"/>
-        </w:rPr>
-      </w:r>
-    </w:p>
-    <w:p>
-      <w:pPr/>
-      <w:r>
-        <w:rPr>
-          <w:lang w:val="nl_NL" w:bidi="nl_NL"/>
-        </w:rPr>
-      </w:r>
-      <w:r>
-        <w:rPr>
-          <w:lang w:val="nl_NL" w:bidi="nl_NL"/>
-        </w:rPr>
-        <w:t>Een naam voor God. De Vader is God, net zoals Jezus God is en de Heilige Geest God is. Zij vormen de drie personen van de ene ware God. God openbaarde zichzelf als de Vader van Israël tijdens de uittocht en noemde Israël zijn zoon. Later openbaarde God zichzelf als de Vader van Jezus. Jezus toont aan dat God de Vader is van allen die tot Gods familie behoren.</w:t>
-      </w:r>
-      <w:r>
-        <w:rPr>
-          <w:lang w:val="nl_NL" w:bidi="nl_NL"/>
-        </w:rPr>
-      </w:r>
-      <w:r>
-        <w:rPr>
-          <w:lang w:val="nl_NL" w:bidi="nl_NL"/>
-        </w:rPr>
-      </w:r>
-    </w:p>
-    <w:p>
-      <w:pPr/>
-      <w:r>
-        <w:rPr>
-          <w:lang w:val="nl_NL" w:bidi="nl_NL"/>
-        </w:rPr>
-      </w:r>
-    </w:p>
-    <w:p>
-      <w:pPr>
-        <w:pStyle w:val="Heading2"/>
-      </w:pPr>
-      <w:r>
-        <w:rPr>
-          <w:lang w:val="nl_NL" w:bidi="nl_NL"/>
-        </w:rPr>
-        <w:t>Vaderlijke zegen</w:t>
-      </w:r>
-      <w:r>
-        <w:rPr>
-          <w:lang w:val="nl_NL" w:bidi="nl_NL"/>
-        </w:rPr>
-      </w:r>
-    </w:p>
-    <w:p>
-      <w:pPr/>
-      <w:r>
-        <w:rPr>
-          <w:lang w:val="nl_NL" w:bidi="nl_NL"/>
-        </w:rPr>
-      </w:r>
-      <w:r>
-        <w:rPr>
-          <w:lang w:val="nl_NL" w:bidi="nl_NL"/>
-        </w:rPr>
-        <w:t>De laatste woorden die een vader hardop tot zijn kinderen sprak voordat hij stierf, waren vaak bedoeld om zijn gedachten of hoop voor de toekomst van zijn kinderen uit te drukken. Meestal omvatten deze woorden beloften van succes, rijkdom en autoriteit. De oudste zoon ontving doorgaans de grootste zegen.</w:t>
-      </w:r>
-      <w:r>
-        <w:rPr>
-          <w:lang w:val="nl_NL" w:bidi="nl_NL"/>
-        </w:rPr>
-      </w:r>
-      <w:r>
-        <w:rPr>
-          <w:lang w:val="nl_NL" w:bidi="nl_NL"/>
-        </w:rPr>
-      </w:r>
-    </w:p>
-    <w:p>
-      <w:pPr/>
-      <w:r>
-        <w:rPr>
-          <w:lang w:val="nl_NL" w:bidi="nl_NL"/>
-        </w:rPr>
-      </w:r>
-    </w:p>
-    <w:p>
-      <w:pPr>
-        <w:pStyle w:val="Heading2"/>
-      </w:pPr>
-      <w:r>
-        <w:rPr>
-          <w:lang w:val="nl_NL" w:bidi="nl_NL"/>
-        </w:rPr>
-        <w:t>Valse goden</w:t>
-      </w:r>
-      <w:r>
-        <w:rPr>
-          <w:lang w:val="nl_NL" w:bidi="nl_NL"/>
-        </w:rPr>
-      </w:r>
-    </w:p>
-    <w:p>
-      <w:pPr/>
-      <w:r>
-        <w:rPr>
-          <w:lang w:val="nl_NL" w:bidi="nl_NL"/>
-        </w:rPr>
-      </w:r>
-      <w:r>
-        <w:rPr>
-          <w:lang w:val="nl_NL" w:bidi="nl_NL"/>
-        </w:rPr>
-        <w:t>Alles wat mensen aanbidden en belangrijker voor hen is dan de ware God. Mensen aanbidden dingen omdat ze geloven dat deze dingen macht hebben. De duivel gebruikt hun aanbidding van deze dingen om mensen te misleiden en te beheersen. De bevolkingsgroepen in de Bijbel maakten afbeeldingen of beelden van sommige van deze dingen. Afbeeldingen of beelden van valse goden zijn objecten zonder enige macht.</w:t>
-      </w:r>
-      <w:r>
-        <w:rPr>
-          <w:lang w:val="nl_NL" w:bidi="nl_NL"/>
-        </w:rPr>
-      </w:r>
-      <w:r>
-        <w:rPr>
-          <w:lang w:val="nl_NL" w:bidi="nl_NL"/>
-        </w:rPr>
-      </w:r>
-    </w:p>
-    <w:p>
-      <w:pPr/>
-      <w:r>
-        <w:rPr>
-          <w:lang w:val="nl_NL" w:bidi="nl_NL"/>
-        </w:rPr>
-      </w:r>
-    </w:p>
-    <w:p>
-      <w:pPr>
-        <w:pStyle w:val="Heading2"/>
-      </w:pPr>
-      <w:r>
-        <w:rPr>
-          <w:lang w:val="nl_NL" w:bidi="nl_NL"/>
-        </w:rPr>
-        <w:t>Valse profeet</w:t>
-      </w:r>
-      <w:r>
-        <w:rPr>
-          <w:lang w:val="nl_NL" w:bidi="nl_NL"/>
-        </w:rPr>
-      </w:r>
-    </w:p>
-    <w:p>
-      <w:pPr/>
-      <w:r>
-        <w:rPr>
-          <w:lang w:val="nl_NL" w:bidi="nl_NL"/>
-        </w:rPr>
-      </w:r>
-      <w:r>
-        <w:rPr>
-          <w:lang w:val="nl_NL" w:bidi="nl_NL"/>
-        </w:rPr>
-        <w:t>Een persoon die zich voordoet als een profeet. Ze delen boodschappen die niet van God afkomstig zijn. Ze doen dit om mensen te misleiden. (</w:t>
-      </w:r>
-      <w:r>
-        <w:rPr>
-          <w:lang w:val="nl_NL" w:bidi="nl_NL"/>
-        </w:rPr>
-        <w:t>Profeet</w:t>
-      </w:r>
-      <w:r>
-        <w:rPr>
-          <w:lang w:val="nl_NL" w:bidi="nl_NL"/>
-        </w:rPr>
-        <w:t>)</w:t>
-      </w:r>
-      <w:r>
-        <w:rPr>
-          <w:lang w:val="nl_NL" w:bidi="nl_NL"/>
-        </w:rPr>
-      </w:r>
-      <w:r>
-        <w:rPr>
-          <w:lang w:val="nl_NL" w:bidi="nl_NL"/>
-        </w:rPr>
-      </w:r>
-    </w:p>
-    <w:p>
-      <w:pPr/>
-      <w:r>
-        <w:rPr>
-          <w:lang w:val="nl_NL" w:bidi="nl_NL"/>
-        </w:rPr>
-      </w:r>
-    </w:p>
-    <w:p>
-      <w:pPr>
-        <w:pStyle w:val="Heading2"/>
-      </w:pPr>
-      <w:r>
-        <w:rPr>
-          <w:lang w:val="nl_NL" w:bidi="nl_NL"/>
-        </w:rPr>
-        <w:t>Vasten</w:t>
-      </w:r>
-      <w:r>
-        <w:rPr>
-          <w:lang w:val="nl_NL" w:bidi="nl_NL"/>
-        </w:rPr>
-      </w:r>
-    </w:p>
-    <w:p>
-      <w:pPr/>
-      <w:r>
-        <w:rPr>
-          <w:lang w:val="nl_NL" w:bidi="nl_NL"/>
-        </w:rPr>
-      </w:r>
-      <w:r>
-        <w:rPr>
-          <w:lang w:val="nl_NL" w:bidi="nl_NL"/>
-        </w:rPr>
-        <w:t>Mensen in Israël vastten om zich beter te kunnen concentreren op gebed. Ze deden dit ook om hun berouw over zonden te tonen. Vasten hielp hen zich te richten op een specifiek doel dat ze wilden bereiken. Daarnaast vastten ze om te rouwen over verdrietige gebeurtenissen. Jezus leerde dat vasten een onderdeel was van het aanbidden en dienen van God. Het is een belangrijke praktijk die mensen kan ondersteunen tijdens het bidden.</w:t>
       </w:r>
       <w:r>
         <w:rPr>
